--- a/Documentação TCC - Sistema de Reforço Escolar Voluntário.docx
+++ b/Documentação TCC - Sistema de Reforço Escolar Voluntário.docx
@@ -140,10 +140,26 @@
         <w:pStyle w:val="Ttulo"/>
         <w:ind w:left="360"/>
         <w:rPr>
-          <w:sz w:val="20"/>
-          <w:szCs w:val="40"/>
-        </w:rPr>
-      </w:pPr>
+          <w:sz w:val="32"/>
+          <w:szCs w:val="40"/>
+        </w:rPr>
+      </w:pPr>
+      <w:r>
+        <w:rPr>
+          <w:b w:val="0"/>
+          <w:sz w:val="28"/>
+          <w:szCs w:val="40"/>
+        </w:rPr>
+        <w:t>Sistema para apoiar o aprendizado de alunos do Ensino Médio</w:t>
+      </w:r>
+      <w:r>
+        <w:rPr>
+          <w:b w:val="0"/>
+          <w:sz w:val="28"/>
+          <w:szCs w:val="40"/>
+        </w:rPr>
+        <w:t>.</w:t>
+      </w:r>
     </w:p>
     <w:p>
       <w:pPr>
@@ -151,24 +167,6 @@
         <w:ind w:left="360"/>
         <w:rPr>
           <w:sz w:val="32"/>
-          <w:szCs w:val="40"/>
-        </w:rPr>
-      </w:pPr>
-      <w:r>
-        <w:rPr>
-          <w:b w:val="0"/>
-          <w:sz w:val="28"/>
-          <w:szCs w:val="40"/>
-        </w:rPr>
-        <w:t>Sistema para apoiar o aprendizado de alunos do Ensino Médio</w:t>
-      </w:r>
-    </w:p>
-    <w:p>
-      <w:pPr>
-        <w:pStyle w:val="Ttulo"/>
-        <w:rPr>
-          <w:b w:val="0"/>
-          <w:sz w:val="20"/>
           <w:szCs w:val="40"/>
         </w:rPr>
       </w:pPr>
@@ -198,16 +196,6 @@
         <w:pStyle w:val="Ttulo"/>
         <w:ind w:left="360"/>
         <w:rPr>
-          <w:sz w:val="20"/>
-          <w:szCs w:val="40"/>
-        </w:rPr>
-      </w:pPr>
-    </w:p>
-    <w:p>
-      <w:pPr>
-        <w:pStyle w:val="Ttulo"/>
-        <w:ind w:left="360"/>
-        <w:rPr>
           <w:b w:val="0"/>
           <w:sz w:val="28"/>
         </w:rPr>
@@ -305,16 +293,6 @@
         <w:pStyle w:val="Ttulo"/>
         <w:ind w:left="360"/>
         <w:rPr>
-          <w:sz w:val="20"/>
-          <w:szCs w:val="40"/>
-        </w:rPr>
-      </w:pPr>
-    </w:p>
-    <w:p>
-      <w:pPr>
-        <w:pStyle w:val="Ttulo"/>
-        <w:ind w:left="360"/>
-        <w:rPr>
           <w:b w:val="0"/>
           <w:sz w:val="28"/>
           <w:szCs w:val="40"/>
@@ -334,7 +312,55 @@
           <w:sz w:val="28"/>
           <w:szCs w:val="40"/>
         </w:rPr>
-        <w:t>uma plataforma web que conecte alunos do Ensino Médio com Professores Voluntários, por meio de um sistema de filtragem de diciplinas e contéudos.</w:t>
+        <w:t xml:space="preserve">uma plataforma web que conecte alunos do Ensino Médio com </w:t>
+      </w:r>
+      <w:r>
+        <w:rPr>
+          <w:b w:val="0"/>
+          <w:sz w:val="28"/>
+          <w:szCs w:val="40"/>
+        </w:rPr>
+        <w:t>p</w:t>
+      </w:r>
+      <w:r>
+        <w:rPr>
+          <w:b w:val="0"/>
+          <w:sz w:val="28"/>
+          <w:szCs w:val="40"/>
+        </w:rPr>
+        <w:t>rofessores</w:t>
+      </w:r>
+      <w:r>
+        <w:rPr>
+          <w:b w:val="0"/>
+          <w:sz w:val="28"/>
+          <w:szCs w:val="40"/>
+        </w:rPr>
+        <w:t xml:space="preserve"> ou estudantes universitários</w:t>
+      </w:r>
+      <w:r>
+        <w:rPr>
+          <w:b w:val="0"/>
+          <w:sz w:val="28"/>
+          <w:szCs w:val="40"/>
+        </w:rPr>
+        <w:t xml:space="preserve">, por meio de um sistema de </w:t>
+      </w:r>
+      <w:r>
+        <w:rPr>
+          <w:b w:val="0"/>
+          <w:sz w:val="28"/>
+          <w:szCs w:val="40"/>
+        </w:rPr>
+        <w:t xml:space="preserve">agendamento de aulas, </w:t>
+      </w:r>
+      <w:r>
+        <w:rPr>
+          <w:b w:val="0"/>
+          <w:sz w:val="28"/>
+          <w:szCs w:val="40"/>
+        </w:rPr>
+        <w:t>filtragem de diciplinas e contéudos.</w:t>
       </w:r>
     </w:p>
     <w:p>
@@ -365,18 +391,8 @@
           <w:sz w:val="32"/>
           <w:szCs w:val="40"/>
         </w:rPr>
-        <w:t>OBJETIVOS ESPECIFÍCOS</w:t>
-      </w:r>
-    </w:p>
-    <w:p>
-      <w:pPr>
-        <w:pStyle w:val="Ttulo"/>
-        <w:ind w:left="360"/>
-        <w:rPr>
-          <w:sz w:val="20"/>
-          <w:szCs w:val="40"/>
-        </w:rPr>
-      </w:pPr>
+        <w:t>OBJETIVOS ESPECIFÍCO</w:t>
+      </w:r>
     </w:p>
     <w:p>
       <w:pPr>
@@ -427,7 +443,23 @@
           <w:sz w:val="28"/>
           <w:szCs w:val="40"/>
         </w:rPr>
-        <w:t>Criar um sistema para que os úsuarios façam agendamendos e conexões com os Professores.</w:t>
+        <w:t xml:space="preserve">Criar um sistema para que os </w:t>
+      </w:r>
+      <w:r>
+        <w:rPr>
+          <w:b w:val="0"/>
+          <w:sz w:val="28"/>
+          <w:szCs w:val="40"/>
+        </w:rPr>
+        <w:t>usuá</w:t>
+      </w:r>
+      <w:r>
+        <w:rPr>
+          <w:b w:val="0"/>
+          <w:sz w:val="28"/>
+          <w:szCs w:val="40"/>
+        </w:rPr>
+        <w:t>rios façam agendamendos e conexões com os Professores.</w:t>
       </w:r>
     </w:p>
     <w:p>
@@ -519,7 +551,23 @@
           <w:sz w:val="28"/>
           <w:szCs w:val="40"/>
         </w:rPr>
-        <w:t>Construir um Dashboard para o úsuario gerenciar suas conexões e agendamendos;</w:t>
+        <w:t>Construir um Dashboard para o úsuario gerenciar suas conexões e agendamen</w:t>
+      </w:r>
+      <w:r>
+        <w:rPr>
+          <w:b w:val="0"/>
+          <w:sz w:val="28"/>
+          <w:szCs w:val="40"/>
+        </w:rPr>
+        <w:t>t</w:t>
+      </w:r>
+      <w:r>
+        <w:rPr>
+          <w:b w:val="0"/>
+          <w:sz w:val="28"/>
+          <w:szCs w:val="40"/>
+        </w:rPr>
+        <w:t>os;</w:t>
       </w:r>
     </w:p>
     <w:p>
@@ -547,6 +595,7 @@
     <w:p>
       <w:pPr>
         <w:pStyle w:val="Ttulo"/>
+        <w:ind w:left="360"/>
         <w:rPr>
           <w:b w:val="0"/>
           <w:sz w:val="20"/>
@@ -571,45 +620,514 @@
           <w:sz w:val="32"/>
           <w:szCs w:val="40"/>
         </w:rPr>
-        <w:t>PÚBLICO-ALVO</w:t>
-      </w:r>
-    </w:p>
-    <w:p>
-      <w:pPr>
-        <w:pStyle w:val="Ttulo"/>
-        <w:ind w:left="360"/>
-        <w:rPr>
-          <w:b w:val="0"/>
-          <w:sz w:val="20"/>
-          <w:szCs w:val="40"/>
-        </w:rPr>
-      </w:pPr>
-    </w:p>
-    <w:p>
-      <w:pPr>
-        <w:pStyle w:val="Ttulo"/>
-        <w:ind w:left="360"/>
-        <w:rPr>
-          <w:b w:val="0"/>
-          <w:sz w:val="28"/>
-          <w:szCs w:val="40"/>
-        </w:rPr>
-      </w:pPr>
-      <w:r>
-        <w:rPr>
-          <w:b w:val="0"/>
-          <w:sz w:val="28"/>
-          <w:szCs w:val="40"/>
-        </w:rPr>
-        <w:t>Estudantes do Ensino Médio que apresentam dificuldades nas disciplinas escolares ou buscam um reforço nos seus estudos, por meio de aulas particulares com professores licenciados ou estudantes universitários</w:t>
-      </w:r>
-      <w:r>
-        <w:rPr>
-          <w:b w:val="0"/>
-          <w:sz w:val="28"/>
-          <w:szCs w:val="40"/>
+        <w:t>FUNCIONALIDADES</w:t>
+      </w:r>
+    </w:p>
+    <w:p>
+      <w:pPr>
+        <w:pStyle w:val="Ttulo"/>
+        <w:numPr>
+          <w:ilvl w:val="0"/>
+          <w:numId w:val="4"/>
+        </w:numPr>
+        <w:rPr>
+          <w:b w:val="0"/>
+          <w:sz w:val="28"/>
+          <w:szCs w:val="40"/>
+        </w:rPr>
+      </w:pPr>
+      <w:r>
+        <w:rPr>
+          <w:b w:val="0"/>
+          <w:sz w:val="28"/>
+          <w:szCs w:val="40"/>
+        </w:rPr>
+        <w:t>Cadastro e Edição de Perfil</w:t>
+      </w:r>
+      <w:r>
+        <w:rPr>
+          <w:b w:val="0"/>
+          <w:sz w:val="28"/>
+          <w:szCs w:val="40"/>
+        </w:rPr>
+        <w:t xml:space="preserve"> de Alunos e Professores</w:t>
+      </w:r>
+      <w:r>
+        <w:rPr>
+          <w:b w:val="0"/>
+          <w:sz w:val="28"/>
+          <w:szCs w:val="40"/>
+        </w:rPr>
+        <w:t>;</w:t>
+      </w:r>
+    </w:p>
+    <w:p>
+      <w:pPr>
+        <w:pStyle w:val="Ttulo"/>
+        <w:numPr>
+          <w:ilvl w:val="0"/>
+          <w:numId w:val="4"/>
+        </w:numPr>
+        <w:rPr>
+          <w:b w:val="0"/>
+          <w:sz w:val="28"/>
+          <w:szCs w:val="40"/>
+        </w:rPr>
+      </w:pPr>
+      <w:r>
+        <w:rPr>
+          <w:b w:val="0"/>
+          <w:sz w:val="28"/>
+          <w:szCs w:val="40"/>
+        </w:rPr>
+        <w:t>P</w:t>
+      </w:r>
+      <w:r>
+        <w:rPr>
+          <w:b w:val="0"/>
+          <w:sz w:val="28"/>
+          <w:szCs w:val="40"/>
+        </w:rPr>
+        <w:t>er</w:t>
+      </w:r>
+      <w:r>
+        <w:rPr>
+          <w:b w:val="0"/>
+          <w:sz w:val="28"/>
+          <w:szCs w:val="40"/>
+        </w:rPr>
+        <w:t>fis detalhados do</w:t>
+      </w:r>
+      <w:r>
+        <w:rPr>
+          <w:b w:val="0"/>
+          <w:sz w:val="28"/>
+          <w:szCs w:val="40"/>
+        </w:rPr>
+        <w:t>s Professores;</w:t>
+      </w:r>
+    </w:p>
+    <w:p>
+      <w:pPr>
+        <w:pStyle w:val="Ttulo"/>
+        <w:numPr>
+          <w:ilvl w:val="0"/>
+          <w:numId w:val="4"/>
+        </w:numPr>
+        <w:rPr>
+          <w:b w:val="0"/>
+          <w:sz w:val="28"/>
+          <w:szCs w:val="40"/>
+        </w:rPr>
+      </w:pPr>
+      <w:r>
+        <w:rPr>
+          <w:b w:val="0"/>
+          <w:sz w:val="28"/>
+          <w:szCs w:val="40"/>
+        </w:rPr>
+        <w:t>Calendário I</w:t>
+      </w:r>
+      <w:r>
+        <w:rPr>
+          <w:b w:val="0"/>
+          <w:sz w:val="28"/>
+          <w:szCs w:val="40"/>
+        </w:rPr>
+        <w:t>nterativo</w:t>
+      </w:r>
+      <w:r>
+        <w:rPr>
+          <w:b w:val="0"/>
+          <w:sz w:val="28"/>
+          <w:szCs w:val="40"/>
+        </w:rPr>
+        <w:t>;</w:t>
+      </w:r>
+    </w:p>
+    <w:p>
+      <w:pPr>
+        <w:pStyle w:val="Ttulo"/>
+        <w:numPr>
+          <w:ilvl w:val="0"/>
+          <w:numId w:val="4"/>
+        </w:numPr>
+        <w:rPr>
+          <w:b w:val="0"/>
+          <w:sz w:val="28"/>
+          <w:szCs w:val="40"/>
+        </w:rPr>
+      </w:pPr>
+      <w:r>
+        <w:rPr>
+          <w:b w:val="0"/>
+          <w:sz w:val="28"/>
+          <w:szCs w:val="40"/>
+        </w:rPr>
+        <w:t>Sistema de notificações;</w:t>
+      </w:r>
+    </w:p>
+    <w:p>
+      <w:pPr>
+        <w:pStyle w:val="Ttulo"/>
+        <w:numPr>
+          <w:ilvl w:val="0"/>
+          <w:numId w:val="4"/>
+        </w:numPr>
+        <w:rPr>
+          <w:b w:val="0"/>
+          <w:sz w:val="28"/>
+          <w:szCs w:val="40"/>
+        </w:rPr>
+      </w:pPr>
+      <w:r>
+        <w:rPr>
+          <w:b w:val="0"/>
+          <w:sz w:val="28"/>
+          <w:szCs w:val="40"/>
+        </w:rPr>
+        <w:t>Comentários e Feedbacks;</w:t>
+      </w:r>
+    </w:p>
+    <w:p>
+      <w:pPr>
+        <w:pStyle w:val="Ttulo"/>
+        <w:numPr>
+          <w:ilvl w:val="0"/>
+          <w:numId w:val="4"/>
+        </w:numPr>
+        <w:rPr>
+          <w:b w:val="0"/>
+          <w:sz w:val="16"/>
+          <w:szCs w:val="40"/>
+        </w:rPr>
+      </w:pPr>
+      <w:r>
+        <w:rPr>
+          <w:b w:val="0"/>
+          <w:sz w:val="28"/>
+        </w:rPr>
+        <w:t>Chatbot de Atendimento/Suporte</w:t>
+      </w:r>
+      <w:r>
+        <w:rPr>
+          <w:b w:val="0"/>
+          <w:sz w:val="28"/>
         </w:rPr>
         <w:t>.</w:t>
+      </w:r>
+    </w:p>
+    <w:p>
+      <w:pPr>
+        <w:pStyle w:val="Ttulo"/>
+        <w:rPr>
+          <w:b w:val="0"/>
+          <w:sz w:val="16"/>
+          <w:szCs w:val="40"/>
+        </w:rPr>
+      </w:pPr>
+    </w:p>
+    <w:p>
+      <w:pPr>
+        <w:pStyle w:val="Ttulo"/>
+        <w:rPr>
+          <w:b w:val="0"/>
+          <w:sz w:val="16"/>
+          <w:szCs w:val="40"/>
+        </w:rPr>
+      </w:pPr>
+    </w:p>
+    <w:p>
+      <w:pPr>
+        <w:pStyle w:val="Ttulo"/>
+        <w:rPr>
+          <w:b w:val="0"/>
+          <w:sz w:val="16"/>
+          <w:szCs w:val="40"/>
+        </w:rPr>
+      </w:pPr>
+    </w:p>
+    <w:p>
+      <w:pPr>
+        <w:pStyle w:val="Ttulo"/>
+        <w:rPr>
+          <w:b w:val="0"/>
+          <w:sz w:val="16"/>
+          <w:szCs w:val="40"/>
+        </w:rPr>
+      </w:pPr>
+    </w:p>
+    <w:p>
+      <w:pPr>
+        <w:pStyle w:val="Ttulo"/>
+        <w:rPr>
+          <w:b w:val="0"/>
+          <w:sz w:val="16"/>
+          <w:szCs w:val="40"/>
+        </w:rPr>
+      </w:pPr>
+    </w:p>
+    <w:p>
+      <w:pPr>
+        <w:pStyle w:val="Ttulo"/>
+        <w:rPr>
+          <w:sz w:val="32"/>
+          <w:szCs w:val="40"/>
+        </w:rPr>
+      </w:pPr>
+      <w:r>
+        <w:rPr>
+          <w:sz w:val="32"/>
+          <w:szCs w:val="40"/>
+        </w:rPr>
+        <w:lastRenderedPageBreak/>
+        <w:t>CAPITULO 2</w:t>
+      </w:r>
+    </w:p>
+    <w:p>
+      <w:pPr>
+        <w:pStyle w:val="Ttulo"/>
+        <w:rPr>
+          <w:sz w:val="32"/>
+          <w:szCs w:val="40"/>
+        </w:rPr>
+      </w:pPr>
+    </w:p>
+    <w:p>
+      <w:pPr>
+        <w:pStyle w:val="Ttulo"/>
+        <w:numPr>
+          <w:ilvl w:val="0"/>
+          <w:numId w:val="6"/>
+        </w:numPr>
+        <w:rPr>
+          <w:sz w:val="32"/>
+          <w:szCs w:val="40"/>
+        </w:rPr>
+      </w:pPr>
+      <w:r>
+        <w:rPr>
+          <w:sz w:val="32"/>
+          <w:szCs w:val="40"/>
+        </w:rPr>
+        <w:t>PESQUISAS</w:t>
+      </w:r>
+    </w:p>
+    <w:p>
+      <w:pPr>
+        <w:pStyle w:val="Ttulo"/>
+        <w:numPr>
+          <w:ilvl w:val="0"/>
+          <w:numId w:val="6"/>
+        </w:numPr>
+        <w:rPr>
+          <w:sz w:val="32"/>
+          <w:szCs w:val="40"/>
+        </w:rPr>
+      </w:pPr>
+      <w:r>
+        <w:rPr>
+          <w:sz w:val="32"/>
+          <w:szCs w:val="40"/>
+        </w:rPr>
+        <w:t>TECNOLOGIA</w:t>
+      </w:r>
+    </w:p>
+    <w:p>
+      <w:pPr>
+        <w:pStyle w:val="Ttulo"/>
+        <w:numPr>
+          <w:ilvl w:val="0"/>
+          <w:numId w:val="6"/>
+        </w:numPr>
+        <w:rPr>
+          <w:sz w:val="32"/>
+          <w:szCs w:val="40"/>
+        </w:rPr>
+      </w:pPr>
+      <w:r>
+        <w:rPr>
+          <w:sz w:val="32"/>
+          <w:szCs w:val="40"/>
+        </w:rPr>
+        <w:t>FONTES</w:t>
+      </w:r>
+    </w:p>
+    <w:p>
+      <w:pPr>
+        <w:pStyle w:val="Ttulo"/>
+        <w:numPr>
+          <w:ilvl w:val="0"/>
+          <w:numId w:val="6"/>
+        </w:numPr>
+        <w:rPr>
+          <w:sz w:val="32"/>
+          <w:szCs w:val="40"/>
+        </w:rPr>
+      </w:pPr>
+      <w:r>
+        <w:rPr>
+          <w:sz w:val="32"/>
+          <w:szCs w:val="40"/>
+        </w:rPr>
+        <w:t>PESQUISA DE CAMPO</w:t>
+      </w:r>
+    </w:p>
+    <w:p>
+      <w:pPr>
+        <w:pStyle w:val="Ttulo"/>
+        <w:numPr>
+          <w:ilvl w:val="0"/>
+          <w:numId w:val="6"/>
+        </w:numPr>
+        <w:rPr>
+          <w:sz w:val="32"/>
+          <w:szCs w:val="40"/>
+        </w:rPr>
+      </w:pPr>
+      <w:r>
+        <w:rPr>
+          <w:sz w:val="32"/>
+          <w:szCs w:val="40"/>
+        </w:rPr>
+        <w:t>CONCORR</w:t>
+      </w:r>
+      <w:r>
+        <w:rPr>
+          <w:sz w:val="32"/>
+          <w:szCs w:val="40"/>
+        </w:rPr>
+        <w:t>Ê</w:t>
+      </w:r>
+      <w:r>
+        <w:rPr>
+          <w:sz w:val="32"/>
+          <w:szCs w:val="40"/>
+        </w:rPr>
+        <w:t>NCIA</w:t>
+      </w:r>
+    </w:p>
+    <w:p>
+      <w:pPr>
+        <w:pStyle w:val="Ttulo"/>
+        <w:rPr>
+          <w:sz w:val="32"/>
+          <w:szCs w:val="40"/>
+        </w:rPr>
+      </w:pPr>
+    </w:p>
+    <w:p>
+      <w:pPr>
+        <w:pStyle w:val="Ttulo"/>
+        <w:rPr>
+          <w:sz w:val="32"/>
+          <w:szCs w:val="40"/>
+        </w:rPr>
+      </w:pPr>
+    </w:p>
+    <w:p>
+      <w:pPr>
+        <w:pStyle w:val="Ttulo"/>
+        <w:rPr>
+          <w:sz w:val="32"/>
+          <w:szCs w:val="40"/>
+        </w:rPr>
+      </w:pPr>
+      <w:r>
+        <w:rPr>
+          <w:sz w:val="32"/>
+          <w:szCs w:val="40"/>
+        </w:rPr>
+        <w:t>CAPITULO 3</w:t>
+      </w:r>
+    </w:p>
+    <w:p>
+      <w:pPr>
+        <w:pStyle w:val="Ttulo"/>
+        <w:rPr>
+          <w:sz w:val="32"/>
+          <w:szCs w:val="40"/>
+        </w:rPr>
+      </w:pPr>
+    </w:p>
+    <w:p>
+      <w:pPr>
+        <w:pStyle w:val="Ttulo"/>
+        <w:numPr>
+          <w:ilvl w:val="0"/>
+          <w:numId w:val="7"/>
+        </w:numPr>
+        <w:rPr>
+          <w:sz w:val="32"/>
+          <w:szCs w:val="40"/>
+        </w:rPr>
+      </w:pPr>
+      <w:r>
+        <w:rPr>
+          <w:sz w:val="32"/>
+          <w:szCs w:val="40"/>
+        </w:rPr>
+        <w:t>DESCRIÇÃO</w:t>
+      </w:r>
+    </w:p>
+    <w:p>
+      <w:pPr>
+        <w:pStyle w:val="Ttulo"/>
+        <w:numPr>
+          <w:ilvl w:val="0"/>
+          <w:numId w:val="7"/>
+        </w:numPr>
+        <w:rPr>
+          <w:sz w:val="32"/>
+          <w:szCs w:val="40"/>
+        </w:rPr>
+      </w:pPr>
+      <w:r>
+        <w:rPr>
+          <w:sz w:val="32"/>
+          <w:szCs w:val="40"/>
+        </w:rPr>
+        <w:t xml:space="preserve">DIAGRAMAS </w:t>
+      </w:r>
+    </w:p>
+    <w:p>
+      <w:pPr>
+        <w:pStyle w:val="Ttulo"/>
+        <w:numPr>
+          <w:ilvl w:val="0"/>
+          <w:numId w:val="7"/>
+        </w:numPr>
+        <w:rPr>
+          <w:sz w:val="32"/>
+          <w:szCs w:val="40"/>
+        </w:rPr>
+      </w:pPr>
+      <w:r>
+        <w:rPr>
+          <w:sz w:val="32"/>
+          <w:szCs w:val="40"/>
+        </w:rPr>
+        <w:t>INTERFACE</w:t>
+      </w:r>
+    </w:p>
+    <w:p>
+      <w:pPr>
+        <w:pStyle w:val="Ttulo"/>
+        <w:numPr>
+          <w:ilvl w:val="0"/>
+          <w:numId w:val="7"/>
+        </w:numPr>
+        <w:rPr>
+          <w:sz w:val="32"/>
+          <w:szCs w:val="40"/>
+        </w:rPr>
+      </w:pPr>
+      <w:r>
+        <w:rPr>
+          <w:sz w:val="32"/>
+          <w:szCs w:val="40"/>
+        </w:rPr>
+        <w:t>CRONOGRAMA</w:t>
       </w:r>
       <w:bookmarkStart w:id="0" w:name="_GoBack"/>
       <w:bookmarkEnd w:id="0"/>
@@ -757,9 +1275,122 @@
     </w:lvl>
   </w:abstractNum>
   <w:abstractNum w:abstractNumId="1" w15:restartNumberingAfterBreak="0">
-    <w:nsid w:val="38D0449B"/>
+    <w:nsid w:val="0C54172E"/>
     <w:multiLevelType w:val="hybridMultilevel"/>
-    <w:tmpl w:val="915CE2DA"/>
+    <w:tmpl w:val="D534D332"/>
+    <w:lvl w:ilvl="0" w:tplc="04160001">
+      <w:start w:val="1"/>
+      <w:numFmt w:val="bullet"/>
+      <w:lvlText w:val=""/>
+      <w:lvlJc w:val="left"/>
+      <w:pPr>
+        <w:ind w:left="1440" w:hanging="360"/>
+      </w:pPr>
+      <w:rPr>
+        <w:rFonts w:ascii="Symbol" w:hAnsi="Symbol" w:hint="default"/>
+      </w:rPr>
+    </w:lvl>
+    <w:lvl w:ilvl="1" w:tplc="04160003" w:tentative="1">
+      <w:start w:val="1"/>
+      <w:numFmt w:val="bullet"/>
+      <w:lvlText w:val="o"/>
+      <w:lvlJc w:val="left"/>
+      <w:pPr>
+        <w:ind w:left="2160" w:hanging="360"/>
+      </w:pPr>
+      <w:rPr>
+        <w:rFonts w:ascii="Courier New" w:hAnsi="Courier New" w:cs="Courier New" w:hint="default"/>
+      </w:rPr>
+    </w:lvl>
+    <w:lvl w:ilvl="2" w:tplc="04160005" w:tentative="1">
+      <w:start w:val="1"/>
+      <w:numFmt w:val="bullet"/>
+      <w:lvlText w:val=""/>
+      <w:lvlJc w:val="left"/>
+      <w:pPr>
+        <w:ind w:left="2880" w:hanging="360"/>
+      </w:pPr>
+      <w:rPr>
+        <w:rFonts w:ascii="Wingdings" w:hAnsi="Wingdings" w:hint="default"/>
+      </w:rPr>
+    </w:lvl>
+    <w:lvl w:ilvl="3" w:tplc="04160001" w:tentative="1">
+      <w:start w:val="1"/>
+      <w:numFmt w:val="bullet"/>
+      <w:lvlText w:val=""/>
+      <w:lvlJc w:val="left"/>
+      <w:pPr>
+        <w:ind w:left="3600" w:hanging="360"/>
+      </w:pPr>
+      <w:rPr>
+        <w:rFonts w:ascii="Symbol" w:hAnsi="Symbol" w:hint="default"/>
+      </w:rPr>
+    </w:lvl>
+    <w:lvl w:ilvl="4" w:tplc="04160003" w:tentative="1">
+      <w:start w:val="1"/>
+      <w:numFmt w:val="bullet"/>
+      <w:lvlText w:val="o"/>
+      <w:lvlJc w:val="left"/>
+      <w:pPr>
+        <w:ind w:left="4320" w:hanging="360"/>
+      </w:pPr>
+      <w:rPr>
+        <w:rFonts w:ascii="Courier New" w:hAnsi="Courier New" w:cs="Courier New" w:hint="default"/>
+      </w:rPr>
+    </w:lvl>
+    <w:lvl w:ilvl="5" w:tplc="04160005" w:tentative="1">
+      <w:start w:val="1"/>
+      <w:numFmt w:val="bullet"/>
+      <w:lvlText w:val=""/>
+      <w:lvlJc w:val="left"/>
+      <w:pPr>
+        <w:ind w:left="5040" w:hanging="360"/>
+      </w:pPr>
+      <w:rPr>
+        <w:rFonts w:ascii="Wingdings" w:hAnsi="Wingdings" w:hint="default"/>
+      </w:rPr>
+    </w:lvl>
+    <w:lvl w:ilvl="6" w:tplc="04160001" w:tentative="1">
+      <w:start w:val="1"/>
+      <w:numFmt w:val="bullet"/>
+      <w:lvlText w:val=""/>
+      <w:lvlJc w:val="left"/>
+      <w:pPr>
+        <w:ind w:left="5760" w:hanging="360"/>
+      </w:pPr>
+      <w:rPr>
+        <w:rFonts w:ascii="Symbol" w:hAnsi="Symbol" w:hint="default"/>
+      </w:rPr>
+    </w:lvl>
+    <w:lvl w:ilvl="7" w:tplc="04160003" w:tentative="1">
+      <w:start w:val="1"/>
+      <w:numFmt w:val="bullet"/>
+      <w:lvlText w:val="o"/>
+      <w:lvlJc w:val="left"/>
+      <w:pPr>
+        <w:ind w:left="6480" w:hanging="360"/>
+      </w:pPr>
+      <w:rPr>
+        <w:rFonts w:ascii="Courier New" w:hAnsi="Courier New" w:cs="Courier New" w:hint="default"/>
+      </w:rPr>
+    </w:lvl>
+    <w:lvl w:ilvl="8" w:tplc="04160005" w:tentative="1">
+      <w:start w:val="1"/>
+      <w:numFmt w:val="bullet"/>
+      <w:lvlText w:val=""/>
+      <w:lvlJc w:val="left"/>
+      <w:pPr>
+        <w:ind w:left="7200" w:hanging="360"/>
+      </w:pPr>
+      <w:rPr>
+        <w:rFonts w:ascii="Wingdings" w:hAnsi="Wingdings" w:hint="default"/>
+      </w:rPr>
+    </w:lvl>
+  </w:abstractNum>
+  <w:abstractNum w:abstractNumId="2" w15:restartNumberingAfterBreak="0">
+    <w:nsid w:val="21560E0F"/>
+    <w:multiLevelType w:val="hybridMultilevel"/>
+    <w:tmpl w:val="091A7E4A"/>
     <w:lvl w:ilvl="0" w:tplc="0416000F">
       <w:start w:val="1"/>
       <w:numFmt w:val="decimal"/>
@@ -845,7 +1476,186 @@
       </w:pPr>
     </w:lvl>
   </w:abstractNum>
-  <w:abstractNum w:abstractNumId="2" w15:restartNumberingAfterBreak="0">
+  <w:abstractNum w:abstractNumId="3" w15:restartNumberingAfterBreak="0">
+    <w:nsid w:val="38D0449B"/>
+    <w:multiLevelType w:val="hybridMultilevel"/>
+    <w:tmpl w:val="231A2306"/>
+    <w:lvl w:ilvl="0" w:tplc="1812EA7C">
+      <w:start w:val="1"/>
+      <w:numFmt w:val="decimal"/>
+      <w:lvlText w:val="%1."/>
+      <w:lvlJc w:val="left"/>
+      <w:pPr>
+        <w:ind w:left="720" w:hanging="360"/>
+      </w:pPr>
+      <w:rPr>
+        <w:rFonts w:hint="default"/>
+        <w:b/>
+      </w:rPr>
+    </w:lvl>
+    <w:lvl w:ilvl="1" w:tplc="04160019" w:tentative="1">
+      <w:start w:val="1"/>
+      <w:numFmt w:val="lowerLetter"/>
+      <w:lvlText w:val="%2."/>
+      <w:lvlJc w:val="left"/>
+      <w:pPr>
+        <w:ind w:left="1440" w:hanging="360"/>
+      </w:pPr>
+    </w:lvl>
+    <w:lvl w:ilvl="2" w:tplc="0416001B" w:tentative="1">
+      <w:start w:val="1"/>
+      <w:numFmt w:val="lowerRoman"/>
+      <w:lvlText w:val="%3."/>
+      <w:lvlJc w:val="right"/>
+      <w:pPr>
+        <w:ind w:left="2160" w:hanging="180"/>
+      </w:pPr>
+    </w:lvl>
+    <w:lvl w:ilvl="3" w:tplc="0416000F" w:tentative="1">
+      <w:start w:val="1"/>
+      <w:numFmt w:val="decimal"/>
+      <w:lvlText w:val="%4."/>
+      <w:lvlJc w:val="left"/>
+      <w:pPr>
+        <w:ind w:left="2880" w:hanging="360"/>
+      </w:pPr>
+    </w:lvl>
+    <w:lvl w:ilvl="4" w:tplc="04160019" w:tentative="1">
+      <w:start w:val="1"/>
+      <w:numFmt w:val="lowerLetter"/>
+      <w:lvlText w:val="%5."/>
+      <w:lvlJc w:val="left"/>
+      <w:pPr>
+        <w:ind w:left="3600" w:hanging="360"/>
+      </w:pPr>
+    </w:lvl>
+    <w:lvl w:ilvl="5" w:tplc="0416001B" w:tentative="1">
+      <w:start w:val="1"/>
+      <w:numFmt w:val="lowerRoman"/>
+      <w:lvlText w:val="%6."/>
+      <w:lvlJc w:val="right"/>
+      <w:pPr>
+        <w:ind w:left="4320" w:hanging="180"/>
+      </w:pPr>
+    </w:lvl>
+    <w:lvl w:ilvl="6" w:tplc="0416000F" w:tentative="1">
+      <w:start w:val="1"/>
+      <w:numFmt w:val="decimal"/>
+      <w:lvlText w:val="%7."/>
+      <w:lvlJc w:val="left"/>
+      <w:pPr>
+        <w:ind w:left="5040" w:hanging="360"/>
+      </w:pPr>
+    </w:lvl>
+    <w:lvl w:ilvl="7" w:tplc="04160019" w:tentative="1">
+      <w:start w:val="1"/>
+      <w:numFmt w:val="lowerLetter"/>
+      <w:lvlText w:val="%8."/>
+      <w:lvlJc w:val="left"/>
+      <w:pPr>
+        <w:ind w:left="5760" w:hanging="360"/>
+      </w:pPr>
+    </w:lvl>
+    <w:lvl w:ilvl="8" w:tplc="0416001B" w:tentative="1">
+      <w:start w:val="1"/>
+      <w:numFmt w:val="lowerRoman"/>
+      <w:lvlText w:val="%9."/>
+      <w:lvlJc w:val="right"/>
+      <w:pPr>
+        <w:ind w:left="6480" w:hanging="180"/>
+      </w:pPr>
+    </w:lvl>
+  </w:abstractNum>
+  <w:abstractNum w:abstractNumId="4" w15:restartNumberingAfterBreak="0">
+    <w:nsid w:val="53C3302B"/>
+    <w:multiLevelType w:val="hybridMultilevel"/>
+    <w:tmpl w:val="CC0C8B7E"/>
+    <w:lvl w:ilvl="0" w:tplc="0416000F">
+      <w:start w:val="1"/>
+      <w:numFmt w:val="decimal"/>
+      <w:lvlText w:val="%1."/>
+      <w:lvlJc w:val="left"/>
+      <w:pPr>
+        <w:ind w:left="720" w:hanging="360"/>
+      </w:pPr>
+      <w:rPr>
+        <w:rFonts w:hint="default"/>
+      </w:rPr>
+    </w:lvl>
+    <w:lvl w:ilvl="1" w:tplc="04160019" w:tentative="1">
+      <w:start w:val="1"/>
+      <w:numFmt w:val="lowerLetter"/>
+      <w:lvlText w:val="%2."/>
+      <w:lvlJc w:val="left"/>
+      <w:pPr>
+        <w:ind w:left="1440" w:hanging="360"/>
+      </w:pPr>
+    </w:lvl>
+    <w:lvl w:ilvl="2" w:tplc="0416001B" w:tentative="1">
+      <w:start w:val="1"/>
+      <w:numFmt w:val="lowerRoman"/>
+      <w:lvlText w:val="%3."/>
+      <w:lvlJc w:val="right"/>
+      <w:pPr>
+        <w:ind w:left="2160" w:hanging="180"/>
+      </w:pPr>
+    </w:lvl>
+    <w:lvl w:ilvl="3" w:tplc="0416000F" w:tentative="1">
+      <w:start w:val="1"/>
+      <w:numFmt w:val="decimal"/>
+      <w:lvlText w:val="%4."/>
+      <w:lvlJc w:val="left"/>
+      <w:pPr>
+        <w:ind w:left="2880" w:hanging="360"/>
+      </w:pPr>
+    </w:lvl>
+    <w:lvl w:ilvl="4" w:tplc="04160019" w:tentative="1">
+      <w:start w:val="1"/>
+      <w:numFmt w:val="lowerLetter"/>
+      <w:lvlText w:val="%5."/>
+      <w:lvlJc w:val="left"/>
+      <w:pPr>
+        <w:ind w:left="3600" w:hanging="360"/>
+      </w:pPr>
+    </w:lvl>
+    <w:lvl w:ilvl="5" w:tplc="0416001B" w:tentative="1">
+      <w:start w:val="1"/>
+      <w:numFmt w:val="lowerRoman"/>
+      <w:lvlText w:val="%6."/>
+      <w:lvlJc w:val="right"/>
+      <w:pPr>
+        <w:ind w:left="4320" w:hanging="180"/>
+      </w:pPr>
+    </w:lvl>
+    <w:lvl w:ilvl="6" w:tplc="0416000F" w:tentative="1">
+      <w:start w:val="1"/>
+      <w:numFmt w:val="decimal"/>
+      <w:lvlText w:val="%7."/>
+      <w:lvlJc w:val="left"/>
+      <w:pPr>
+        <w:ind w:left="5040" w:hanging="360"/>
+      </w:pPr>
+    </w:lvl>
+    <w:lvl w:ilvl="7" w:tplc="04160019" w:tentative="1">
+      <w:start w:val="1"/>
+      <w:numFmt w:val="lowerLetter"/>
+      <w:lvlText w:val="%8."/>
+      <w:lvlJc w:val="left"/>
+      <w:pPr>
+        <w:ind w:left="5760" w:hanging="360"/>
+      </w:pPr>
+    </w:lvl>
+    <w:lvl w:ilvl="8" w:tplc="0416001B" w:tentative="1">
+      <w:start w:val="1"/>
+      <w:numFmt w:val="lowerRoman"/>
+      <w:lvlText w:val="%9."/>
+      <w:lvlJc w:val="right"/>
+      <w:pPr>
+        <w:ind w:left="6480" w:hanging="180"/>
+      </w:pPr>
+    </w:lvl>
+  </w:abstractNum>
+  <w:abstractNum w:abstractNumId="5" w15:restartNumberingAfterBreak="0">
     <w:nsid w:val="7B291A85"/>
     <w:multiLevelType w:val="hybridMultilevel"/>
     <w:tmpl w:val="FFD67B96"/>
@@ -934,11 +1744,11 @@
       </w:pPr>
     </w:lvl>
   </w:abstractNum>
-  <w:abstractNum w:abstractNumId="3" w15:restartNumberingAfterBreak="0">
+  <w:abstractNum w:abstractNumId="6" w15:restartNumberingAfterBreak="0">
     <w:nsid w:val="7E705E84"/>
     <w:multiLevelType w:val="hybridMultilevel"/>
-    <w:tmpl w:val="73062700"/>
-    <w:lvl w:ilvl="0" w:tplc="04160001">
+    <w:tmpl w:val="DDA2425A"/>
+    <w:lvl w:ilvl="0" w:tplc="07C696B2">
       <w:start w:val="1"/>
       <w:numFmt w:val="bullet"/>
       <w:lvlText w:val=""/>
@@ -948,6 +1758,8 @@
       </w:pPr>
       <w:rPr>
         <w:rFonts w:ascii="Symbol" w:hAnsi="Symbol" w:hint="default"/>
+        <w:b w:val="0"/>
+        <w:sz w:val="28"/>
       </w:rPr>
     </w:lvl>
     <w:lvl w:ilvl="1" w:tplc="04160003" w:tentative="1">
@@ -1051,13 +1863,22 @@
     <w:abstractNumId w:val="0"/>
   </w:num>
   <w:num w:numId="2">
+    <w:abstractNumId w:val="5"/>
+  </w:num>
+  <w:num w:numId="3">
+    <w:abstractNumId w:val="3"/>
+  </w:num>
+  <w:num w:numId="4">
+    <w:abstractNumId w:val="6"/>
+  </w:num>
+  <w:num w:numId="5">
+    <w:abstractNumId w:val="1"/>
+  </w:num>
+  <w:num w:numId="6">
     <w:abstractNumId w:val="2"/>
   </w:num>
-  <w:num w:numId="3">
-    <w:abstractNumId w:val="1"/>
-  </w:num>
-  <w:num w:numId="4">
-    <w:abstractNumId w:val="3"/>
+  <w:num w:numId="7">
+    <w:abstractNumId w:val="4"/>
   </w:num>
 </w:numbering>
 </file>
